--- a/documentos/Legendas.docx
+++ b/documentos/Legendas.docx
@@ -3603,6 +3603,49 @@
     </w:p>
     <w:p>
       <w:pPr>
+        <w:jc w:val="center"/>
+      </w:pPr>
+      <w:r>
+        <w:drawing>
+          <wp:inline distT="0" distB="0" distL="0" distR="0">
+            <wp:extent cx="5852160" cy="6519672"/>
+            <wp:effectExtent l="0" t="0" r="0" b="0"/>
+            <wp:docPr id="101" name="Configuração de Legendas"/>
+            <wp:cNvGraphicFramePr>
+              <a:graphicFrameLocks xmlns:a="http://schemas.openxmlformats.org/drawingml/2006/main" noChangeAspect="1"/>
+            </wp:cNvGraphicFramePr>
+            <a:graphic xmlns:a="http://schemas.openxmlformats.org/drawingml/2006/main">
+              <a:graphicData uri="http://schemas.openxmlformats.org/drawingml/2006/picture">
+                <pic:pic xmlns:pic="http://schemas.openxmlformats.org/drawingml/2006/picture">
+                  <pic:nvPicPr>
+                    <pic:cNvPr id="101" name="Configuração de Legendas"/>
+                    <pic:cNvPicPr/>
+                  </pic:nvPicPr>
+                  <pic:blipFill>
+                    <a:blip r:embed="rId21"/>
+                    <a:stretch>
+                      <a:fillRect/>
+                    </a:stretch>
+                  </pic:blipFill>
+                  <pic:spPr>
+                    <a:xfrm>
+                      <a:off x="0" y="0"/>
+                      <a:ext cx="5852160" cy="6519672"/>
+                    </a:xfrm>
+                    <a:prstGeom prst="rect">
+                      <a:avLst/>
+                    </a:prstGeom>
+                  </pic:spPr>
+                </pic:pic>
+              </a:graphicData>
+            </a:graphic>
+          </wp:inline>
+        </w:drawing>
+      </w:r>
+    </w:p>
+    <w:p>
+      <w:pPr>
+        <w:jc w:val="center"/>
         <w:rPr>
           <w:i/>
           <w:iCs/>
@@ -3617,7 +3660,26 @@
           <w:sz w:val="18"/>
           <w:szCs w:val="18"/>
         </w:rPr>
-        <w:t xml:space="preserve">Sem protótipo de tela para esta funcionalidade. Campos da funcionalidade:</w:t>
+        <w:t xml:space="preserve">Configuração de Legendas</w:t>
+      </w:r>
+    </w:p>
+    <w:p>
+      <w:pPr>
+        <w:rPr>
+          <w:i/>
+          <w:iCs/>
+          <w:sz w:val="18"/>
+          <w:szCs w:val="18"/>
+        </w:rPr>
+      </w:pPr>
+      <w:r>
+        <w:rPr>
+          <w:i/>
+          <w:iCs/>
+          <w:sz w:val="18"/>
+          <w:szCs w:val="18"/>
+        </w:rPr>
+        <w:t xml:space="preserve">Campos da funcionalidade:</w:t>
       </w:r>
     </w:p>
     <w:tbl>
@@ -5422,6 +5484,49 @@
     </w:p>
     <w:p>
       <w:pPr>
+        <w:jc w:val="center"/>
+      </w:pPr>
+      <w:r>
+        <w:drawing>
+          <wp:inline distT="0" distB="0" distL="0" distR="0">
+            <wp:extent cx="5852160" cy="4572000"/>
+            <wp:effectExtent l="0" t="0" r="0" b="0"/>
+            <wp:docPr id="102" name="Janela Adicionar bloco — Usar bloco existente"/>
+            <wp:cNvGraphicFramePr>
+              <a:graphicFrameLocks xmlns:a="http://schemas.openxmlformats.org/drawingml/2006/main" noChangeAspect="1"/>
+            </wp:cNvGraphicFramePr>
+            <a:graphic xmlns:a="http://schemas.openxmlformats.org/drawingml/2006/main">
+              <a:graphicData uri="http://schemas.openxmlformats.org/drawingml/2006/picture">
+                <pic:pic xmlns:pic="http://schemas.openxmlformats.org/drawingml/2006/picture">
+                  <pic:nvPicPr>
+                    <pic:cNvPr id="102" name="Janela Adicionar bloco — Usar bloco existente"/>
+                    <pic:cNvPicPr/>
+                  </pic:nvPicPr>
+                  <pic:blipFill>
+                    <a:blip r:embed="rId22"/>
+                    <a:stretch>
+                      <a:fillRect/>
+                    </a:stretch>
+                  </pic:blipFill>
+                  <pic:spPr>
+                    <a:xfrm>
+                      <a:off x="0" y="0"/>
+                      <a:ext cx="5852160" cy="4572000"/>
+                    </a:xfrm>
+                    <a:prstGeom prst="rect">
+                      <a:avLst/>
+                    </a:prstGeom>
+                  </pic:spPr>
+                </pic:pic>
+              </a:graphicData>
+            </a:graphic>
+          </wp:inline>
+        </w:drawing>
+      </w:r>
+    </w:p>
+    <w:p>
+      <w:pPr>
+        <w:jc w:val="center"/>
         <w:rPr>
           <w:i/>
           <w:iCs/>
@@ -5436,7 +5541,88 @@
           <w:sz w:val="18"/>
           <w:szCs w:val="18"/>
         </w:rPr>
-        <w:t xml:space="preserve">Sem protótipo de tela para esta funcionalidade. Campos da funcionalidade:</w:t>
+        <w:t xml:space="preserve">Janela Adicionar bloco — Usar bloco existente</w:t>
+      </w:r>
+    </w:p>
+    <w:p>
+      <w:pPr>
+        <w:jc w:val="center"/>
+      </w:pPr>
+      <w:r>
+        <w:drawing>
+          <wp:inline distT="0" distB="0" distL="0" distR="0">
+            <wp:extent cx="5852160" cy="4572000"/>
+            <wp:effectExtent l="0" t="0" r="0" b="0"/>
+            <wp:docPr id="103" name="Janela Adicionar bloco — Criar novo bloco"/>
+            <wp:cNvGraphicFramePr>
+              <a:graphicFrameLocks xmlns:a="http://schemas.openxmlformats.org/drawingml/2006/main" noChangeAspect="1"/>
+            </wp:cNvGraphicFramePr>
+            <a:graphic xmlns:a="http://schemas.openxmlformats.org/drawingml/2006/main">
+              <a:graphicData uri="http://schemas.openxmlformats.org/drawingml/2006/picture">
+                <pic:pic xmlns:pic="http://schemas.openxmlformats.org/drawingml/2006/picture">
+                  <pic:nvPicPr>
+                    <pic:cNvPr id="103" name="Janela Adicionar bloco — Criar novo bloco"/>
+                    <pic:cNvPicPr/>
+                  </pic:nvPicPr>
+                  <pic:blipFill>
+                    <a:blip r:embed="rId23"/>
+                    <a:stretch>
+                      <a:fillRect/>
+                    </a:stretch>
+                  </pic:blipFill>
+                  <pic:spPr>
+                    <a:xfrm>
+                      <a:off x="0" y="0"/>
+                      <a:ext cx="5852160" cy="4572000"/>
+                    </a:xfrm>
+                    <a:prstGeom prst="rect">
+                      <a:avLst/>
+                    </a:prstGeom>
+                  </pic:spPr>
+                </pic:pic>
+              </a:graphicData>
+            </a:graphic>
+          </wp:inline>
+        </w:drawing>
+      </w:r>
+    </w:p>
+    <w:p>
+      <w:pPr>
+        <w:jc w:val="center"/>
+        <w:rPr>
+          <w:i/>
+          <w:iCs/>
+          <w:sz w:val="18"/>
+          <w:szCs w:val="18"/>
+        </w:rPr>
+      </w:pPr>
+      <w:r>
+        <w:rPr>
+          <w:i/>
+          <w:iCs/>
+          <w:sz w:val="18"/>
+          <w:szCs w:val="18"/>
+        </w:rPr>
+        <w:t xml:space="preserve">Janela Adicionar bloco — Criar novo bloco</w:t>
+      </w:r>
+    </w:p>
+    <w:p>
+      <w:pPr>
+        <w:rPr>
+          <w:i/>
+          <w:iCs/>
+          <w:sz w:val="18"/>
+          <w:szCs w:val="18"/>
+        </w:rPr>
+      </w:pPr>
+      <w:r>
+        <w:rPr>
+          <w:i/>
+          <w:iCs/>
+          <w:sz w:val="18"/>
+          <w:szCs w:val="18"/>
+        </w:rPr>
+        <w:t xml:space="preserve">Campos da funcionalidade:</w:t>
       </w:r>
     </w:p>
     <w:tbl>
@@ -7948,6 +8134,49 @@
     </w:p>
     <w:p>
       <w:pPr>
+        <w:jc w:val="center"/>
+      </w:pPr>
+      <w:r>
+        <w:drawing>
+          <wp:inline distT="0" distB="0" distL="0" distR="0">
+            <wp:extent cx="5852160" cy="4572000"/>
+            <wp:effectExtent l="0" t="0" r="0" b="0"/>
+            <wp:docPr id="104" name="Janela Carregar configuração — Biblioteca de presets"/>
+            <wp:cNvGraphicFramePr>
+              <a:graphicFrameLocks xmlns:a="http://schemas.openxmlformats.org/drawingml/2006/main" noChangeAspect="1"/>
+            </wp:cNvGraphicFramePr>
+            <a:graphic xmlns:a="http://schemas.openxmlformats.org/drawingml/2006/main">
+              <a:graphicData uri="http://schemas.openxmlformats.org/drawingml/2006/picture">
+                <pic:pic xmlns:pic="http://schemas.openxmlformats.org/drawingml/2006/picture">
+                  <pic:nvPicPr>
+                    <pic:cNvPr id="104" name="Janela Carregar configuração — Biblioteca de presets"/>
+                    <pic:cNvPicPr/>
+                  </pic:nvPicPr>
+                  <pic:blipFill>
+                    <a:blip r:embed="rId24"/>
+                    <a:stretch>
+                      <a:fillRect/>
+                    </a:stretch>
+                  </pic:blipFill>
+                  <pic:spPr>
+                    <a:xfrm>
+                      <a:off x="0" y="0"/>
+                      <a:ext cx="5852160" cy="4572000"/>
+                    </a:xfrm>
+                    <a:prstGeom prst="rect">
+                      <a:avLst/>
+                    </a:prstGeom>
+                  </pic:spPr>
+                </pic:pic>
+              </a:graphicData>
+            </a:graphic>
+          </wp:inline>
+        </w:drawing>
+      </w:r>
+    </w:p>
+    <w:p>
+      <w:pPr>
+        <w:jc w:val="center"/>
         <w:rPr>
           <w:i/>
           <w:iCs/>
@@ -7962,7 +8191,88 @@
           <w:sz w:val="18"/>
           <w:szCs w:val="18"/>
         </w:rPr>
-        <w:t xml:space="preserve">Sem protótipo de tela para esta funcionalidade. Campos da funcionalidade:</w:t>
+        <w:t xml:space="preserve">Janela Carregar configuração — Biblioteca de presets</w:t>
+      </w:r>
+    </w:p>
+    <w:p>
+      <w:pPr>
+        <w:jc w:val="center"/>
+      </w:pPr>
+      <w:r>
+        <w:drawing>
+          <wp:inline distT="0" distB="0" distL="0" distR="0">
+            <wp:extent cx="5852160" cy="4572000"/>
+            <wp:effectExtent l="0" t="0" r="0" b="0"/>
+            <wp:docPr id="105" name="Janela Carregar configuração — De outro evento"/>
+            <wp:cNvGraphicFramePr>
+              <a:graphicFrameLocks xmlns:a="http://schemas.openxmlformats.org/drawingml/2006/main" noChangeAspect="1"/>
+            </wp:cNvGraphicFramePr>
+            <a:graphic xmlns:a="http://schemas.openxmlformats.org/drawingml/2006/main">
+              <a:graphicData uri="http://schemas.openxmlformats.org/drawingml/2006/picture">
+                <pic:pic xmlns:pic="http://schemas.openxmlformats.org/drawingml/2006/picture">
+                  <pic:nvPicPr>
+                    <pic:cNvPr id="105" name="Janela Carregar configuração — De outro evento"/>
+                    <pic:cNvPicPr/>
+                  </pic:nvPicPr>
+                  <pic:blipFill>
+                    <a:blip r:embed="rId25"/>
+                    <a:stretch>
+                      <a:fillRect/>
+                    </a:stretch>
+                  </pic:blipFill>
+                  <pic:spPr>
+                    <a:xfrm>
+                      <a:off x="0" y="0"/>
+                      <a:ext cx="5852160" cy="4572000"/>
+                    </a:xfrm>
+                    <a:prstGeom prst="rect">
+                      <a:avLst/>
+                    </a:prstGeom>
+                  </pic:spPr>
+                </pic:pic>
+              </a:graphicData>
+            </a:graphic>
+          </wp:inline>
+        </w:drawing>
+      </w:r>
+    </w:p>
+    <w:p>
+      <w:pPr>
+        <w:jc w:val="center"/>
+        <w:rPr>
+          <w:i/>
+          <w:iCs/>
+          <w:sz w:val="18"/>
+          <w:szCs w:val="18"/>
+        </w:rPr>
+      </w:pPr>
+      <w:r>
+        <w:rPr>
+          <w:i/>
+          <w:iCs/>
+          <w:sz w:val="18"/>
+          <w:szCs w:val="18"/>
+        </w:rPr>
+        <w:t xml:space="preserve">Janela Carregar configuração — De outro evento</w:t>
+      </w:r>
+    </w:p>
+    <w:p>
+      <w:pPr>
+        <w:rPr>
+          <w:i/>
+          <w:iCs/>
+          <w:sz w:val="18"/>
+          <w:szCs w:val="18"/>
+        </w:rPr>
+      </w:pPr>
+      <w:r>
+        <w:rPr>
+          <w:i/>
+          <w:iCs/>
+          <w:sz w:val="18"/>
+          <w:szCs w:val="18"/>
+        </w:rPr>
+        <w:t xml:space="preserve">Campos da funcionalidade:</w:t>
       </w:r>
     </w:p>
     <w:tbl>
@@ -9452,6 +9762,49 @@
     </w:p>
     <w:p>
       <w:pPr>
+        <w:jc w:val="center"/>
+      </w:pPr>
+      <w:r>
+        <w:drawing>
+          <wp:inline distT="0" distB="0" distL="0" distR="0">
+            <wp:extent cx="5852160" cy="6519672"/>
+            <wp:effectExtent l="0" t="0" r="0" b="0"/>
+            <wp:docPr id="106" name="Configuração de Legendas"/>
+            <wp:cNvGraphicFramePr>
+              <a:graphicFrameLocks xmlns:a="http://schemas.openxmlformats.org/drawingml/2006/main" noChangeAspect="1"/>
+            </wp:cNvGraphicFramePr>
+            <a:graphic xmlns:a="http://schemas.openxmlformats.org/drawingml/2006/main">
+              <a:graphicData uri="http://schemas.openxmlformats.org/drawingml/2006/picture">
+                <pic:pic xmlns:pic="http://schemas.openxmlformats.org/drawingml/2006/picture">
+                  <pic:nvPicPr>
+                    <pic:cNvPr id="106" name="Configuração de Legendas"/>
+                    <pic:cNvPicPr/>
+                  </pic:nvPicPr>
+                  <pic:blipFill>
+                    <a:blip r:embed="rId26"/>
+                    <a:stretch>
+                      <a:fillRect/>
+                    </a:stretch>
+                  </pic:blipFill>
+                  <pic:spPr>
+                    <a:xfrm>
+                      <a:off x="0" y="0"/>
+                      <a:ext cx="5852160" cy="6519672"/>
+                    </a:xfrm>
+                    <a:prstGeom prst="rect">
+                      <a:avLst/>
+                    </a:prstGeom>
+                  </pic:spPr>
+                </pic:pic>
+              </a:graphicData>
+            </a:graphic>
+          </wp:inline>
+        </w:drawing>
+      </w:r>
+    </w:p>
+    <w:p>
+      <w:pPr>
+        <w:jc w:val="center"/>
         <w:rPr>
           <w:i/>
           <w:iCs/>
@@ -9466,7 +9819,88 @@
           <w:sz w:val="18"/>
           <w:szCs w:val="18"/>
         </w:rPr>
-        <w:t xml:space="preserve">Sem protótipo de tela para esta funcionalidade. Campos da funcionalidade:</w:t>
+        <w:t xml:space="preserve">Configuração de Legendas</w:t>
+      </w:r>
+    </w:p>
+    <w:p>
+      <w:pPr>
+        <w:jc w:val="center"/>
+      </w:pPr>
+      <w:r>
+        <w:drawing>
+          <wp:inline distT="0" distB="0" distL="0" distR="0">
+            <wp:extent cx="5852160" cy="4114800"/>
+            <wp:effectExtent l="0" t="0" r="0" b="0"/>
+            <wp:docPr id="107" name="Confirmação Remover bloco"/>
+            <wp:cNvGraphicFramePr>
+              <a:graphicFrameLocks xmlns:a="http://schemas.openxmlformats.org/drawingml/2006/main" noChangeAspect="1"/>
+            </wp:cNvGraphicFramePr>
+            <a:graphic xmlns:a="http://schemas.openxmlformats.org/drawingml/2006/main">
+              <a:graphicData uri="http://schemas.openxmlformats.org/drawingml/2006/picture">
+                <pic:pic xmlns:pic="http://schemas.openxmlformats.org/drawingml/2006/picture">
+                  <pic:nvPicPr>
+                    <pic:cNvPr id="107" name="Confirmação Remover bloco"/>
+                    <pic:cNvPicPr/>
+                  </pic:nvPicPr>
+                  <pic:blipFill>
+                    <a:blip r:embed="rId27"/>
+                    <a:stretch>
+                      <a:fillRect/>
+                    </a:stretch>
+                  </pic:blipFill>
+                  <pic:spPr>
+                    <a:xfrm>
+                      <a:off x="0" y="0"/>
+                      <a:ext cx="5852160" cy="4114800"/>
+                    </a:xfrm>
+                    <a:prstGeom prst="rect">
+                      <a:avLst/>
+                    </a:prstGeom>
+                  </pic:spPr>
+                </pic:pic>
+              </a:graphicData>
+            </a:graphic>
+          </wp:inline>
+        </w:drawing>
+      </w:r>
+    </w:p>
+    <w:p>
+      <w:pPr>
+        <w:jc w:val="center"/>
+        <w:rPr>
+          <w:i/>
+          <w:iCs/>
+          <w:sz w:val="18"/>
+          <w:szCs w:val="18"/>
+        </w:rPr>
+      </w:pPr>
+      <w:r>
+        <w:rPr>
+          <w:i/>
+          <w:iCs/>
+          <w:sz w:val="18"/>
+          <w:szCs w:val="18"/>
+        </w:rPr>
+        <w:t xml:space="preserve">Confirmação Remover bloco</w:t>
+      </w:r>
+    </w:p>
+    <w:p>
+      <w:pPr>
+        <w:rPr>
+          <w:i/>
+          <w:iCs/>
+          <w:sz w:val="18"/>
+          <w:szCs w:val="18"/>
+        </w:rPr>
+      </w:pPr>
+      <w:r>
+        <w:rPr>
+          <w:i/>
+          <w:iCs/>
+          <w:sz w:val="18"/>
+          <w:szCs w:val="18"/>
+        </w:rPr>
+        <w:t xml:space="preserve">Campos da funcionalidade:</w:t>
       </w:r>
     </w:p>
     <w:tbl>
@@ -10924,6 +11358,49 @@
     </w:p>
     <w:p>
       <w:pPr>
+        <w:jc w:val="center"/>
+      </w:pPr>
+      <w:r>
+        <w:drawing>
+          <wp:inline distT="0" distB="0" distL="0" distR="0">
+            <wp:extent cx="5852160" cy="5541264"/>
+            <wp:effectExtent l="0" t="0" r="0" b="0"/>
+            <wp:docPr id="108" name="Catálogo de blocos"/>
+            <wp:cNvGraphicFramePr>
+              <a:graphicFrameLocks xmlns:a="http://schemas.openxmlformats.org/drawingml/2006/main" noChangeAspect="1"/>
+            </wp:cNvGraphicFramePr>
+            <a:graphic xmlns:a="http://schemas.openxmlformats.org/drawingml/2006/main">
+              <a:graphicData uri="http://schemas.openxmlformats.org/drawingml/2006/picture">
+                <pic:pic xmlns:pic="http://schemas.openxmlformats.org/drawingml/2006/picture">
+                  <pic:nvPicPr>
+                    <pic:cNvPr id="108" name="Catálogo de blocos"/>
+                    <pic:cNvPicPr/>
+                  </pic:nvPicPr>
+                  <pic:blipFill>
+                    <a:blip r:embed="rId28"/>
+                    <a:stretch>
+                      <a:fillRect/>
+                    </a:stretch>
+                  </pic:blipFill>
+                  <pic:spPr>
+                    <a:xfrm>
+                      <a:off x="0" y="0"/>
+                      <a:ext cx="5852160" cy="5541264"/>
+                    </a:xfrm>
+                    <a:prstGeom prst="rect">
+                      <a:avLst/>
+                    </a:prstGeom>
+                  </pic:spPr>
+                </pic:pic>
+              </a:graphicData>
+            </a:graphic>
+          </wp:inline>
+        </w:drawing>
+      </w:r>
+    </w:p>
+    <w:p>
+      <w:pPr>
+        <w:jc w:val="center"/>
         <w:rPr>
           <w:i/>
           <w:iCs/>
@@ -10938,7 +11415,26 @@
           <w:sz w:val="18"/>
           <w:szCs w:val="18"/>
         </w:rPr>
-        <w:t xml:space="preserve">Sem protótipo de tela para esta funcionalidade. Campos da funcionalidade:</w:t>
+        <w:t xml:space="preserve">Catálogo de blocos</w:t>
+      </w:r>
+    </w:p>
+    <w:p>
+      <w:pPr>
+        <w:rPr>
+          <w:i/>
+          <w:iCs/>
+          <w:sz w:val="18"/>
+          <w:szCs w:val="18"/>
+        </w:rPr>
+      </w:pPr>
+      <w:r>
+        <w:rPr>
+          <w:i/>
+          <w:iCs/>
+          <w:sz w:val="18"/>
+          <w:szCs w:val="18"/>
+        </w:rPr>
+        <w:t xml:space="preserve">Campos da funcionalidade:</w:t>
       </w:r>
     </w:p>
     <w:tbl>
@@ -13003,6 +13499,49 @@
     </w:p>
     <w:p>
       <w:pPr>
+        <w:jc w:val="center"/>
+      </w:pPr>
+      <w:r>
+        <w:drawing>
+          <wp:inline distT="0" distB="0" distL="0" distR="0">
+            <wp:extent cx="5852160" cy="6519672"/>
+            <wp:effectExtent l="0" t="0" r="0" b="0"/>
+            <wp:docPr id="109" name="Configuração de Legendas"/>
+            <wp:cNvGraphicFramePr>
+              <a:graphicFrameLocks xmlns:a="http://schemas.openxmlformats.org/drawingml/2006/main" noChangeAspect="1"/>
+            </wp:cNvGraphicFramePr>
+            <a:graphic xmlns:a="http://schemas.openxmlformats.org/drawingml/2006/main">
+              <a:graphicData uri="http://schemas.openxmlformats.org/drawingml/2006/picture">
+                <pic:pic xmlns:pic="http://schemas.openxmlformats.org/drawingml/2006/picture">
+                  <pic:nvPicPr>
+                    <pic:cNvPr id="109" name="Configuração de Legendas"/>
+                    <pic:cNvPicPr/>
+                  </pic:nvPicPr>
+                  <pic:blipFill>
+                    <a:blip r:embed="rId29"/>
+                    <a:stretch>
+                      <a:fillRect/>
+                    </a:stretch>
+                  </pic:blipFill>
+                  <pic:spPr>
+                    <a:xfrm>
+                      <a:off x="0" y="0"/>
+                      <a:ext cx="5852160" cy="6519672"/>
+                    </a:xfrm>
+                    <a:prstGeom prst="rect">
+                      <a:avLst/>
+                    </a:prstGeom>
+                  </pic:spPr>
+                </pic:pic>
+              </a:graphicData>
+            </a:graphic>
+          </wp:inline>
+        </w:drawing>
+      </w:r>
+    </w:p>
+    <w:p>
+      <w:pPr>
+        <w:jc w:val="center"/>
         <w:rPr>
           <w:i/>
           <w:iCs/>
@@ -13017,7 +13556,26 @@
           <w:sz w:val="18"/>
           <w:szCs w:val="18"/>
         </w:rPr>
-        <w:t xml:space="preserve">Sem protótipo de tela para esta funcionalidade. Campos da funcionalidade:</w:t>
+        <w:t xml:space="preserve">Configuração de Legendas</w:t>
+      </w:r>
+    </w:p>
+    <w:p>
+      <w:pPr>
+        <w:rPr>
+          <w:i/>
+          <w:iCs/>
+          <w:sz w:val="18"/>
+          <w:szCs w:val="18"/>
+        </w:rPr>
+      </w:pPr>
+      <w:r>
+        <w:rPr>
+          <w:i/>
+          <w:iCs/>
+          <w:sz w:val="18"/>
+          <w:szCs w:val="18"/>
+        </w:rPr>
+        <w:t xml:space="preserve">Campos da funcionalidade:</w:t>
       </w:r>
     </w:p>
     <w:tbl>
@@ -14805,6 +15363,49 @@
     </w:p>
     <w:p>
       <w:pPr>
+        <w:jc w:val="center"/>
+      </w:pPr>
+      <w:r>
+        <w:drawing>
+          <wp:inline distT="0" distB="0" distL="0" distR="0">
+            <wp:extent cx="5852160" cy="4572000"/>
+            <wp:effectExtent l="0" t="0" r="0" b="0"/>
+            <wp:docPr id="110" name="Janela Carregar configuração — Biblioteca de presets"/>
+            <wp:cNvGraphicFramePr>
+              <a:graphicFrameLocks xmlns:a="http://schemas.openxmlformats.org/drawingml/2006/main" noChangeAspect="1"/>
+            </wp:cNvGraphicFramePr>
+            <a:graphic xmlns:a="http://schemas.openxmlformats.org/drawingml/2006/main">
+              <a:graphicData uri="http://schemas.openxmlformats.org/drawingml/2006/picture">
+                <pic:pic xmlns:pic="http://schemas.openxmlformats.org/drawingml/2006/picture">
+                  <pic:nvPicPr>
+                    <pic:cNvPr id="110" name="Janela Carregar configuração — Biblioteca de presets"/>
+                    <pic:cNvPicPr/>
+                  </pic:nvPicPr>
+                  <pic:blipFill>
+                    <a:blip r:embed="rId30"/>
+                    <a:stretch>
+                      <a:fillRect/>
+                    </a:stretch>
+                  </pic:blipFill>
+                  <pic:spPr>
+                    <a:xfrm>
+                      <a:off x="0" y="0"/>
+                      <a:ext cx="5852160" cy="4572000"/>
+                    </a:xfrm>
+                    <a:prstGeom prst="rect">
+                      <a:avLst/>
+                    </a:prstGeom>
+                  </pic:spPr>
+                </pic:pic>
+              </a:graphicData>
+            </a:graphic>
+          </wp:inline>
+        </w:drawing>
+      </w:r>
+    </w:p>
+    <w:p>
+      <w:pPr>
+        <w:jc w:val="center"/>
         <w:rPr>
           <w:i/>
           <w:iCs/>
@@ -14819,7 +15420,26 @@
           <w:sz w:val="18"/>
           <w:szCs w:val="18"/>
         </w:rPr>
-        <w:t xml:space="preserve">Sem protótipo de tela para esta funcionalidade. Campos da funcionalidade:</w:t>
+        <w:t xml:space="preserve">Janela Carregar configuração — Biblioteca de presets</w:t>
+      </w:r>
+    </w:p>
+    <w:p>
+      <w:pPr>
+        <w:rPr>
+          <w:i/>
+          <w:iCs/>
+          <w:sz w:val="18"/>
+          <w:szCs w:val="18"/>
+        </w:rPr>
+      </w:pPr>
+      <w:r>
+        <w:rPr>
+          <w:i/>
+          <w:iCs/>
+          <w:sz w:val="18"/>
+          <w:szCs w:val="18"/>
+        </w:rPr>
+        <w:t xml:space="preserve">Campos da funcionalidade:</w:t>
       </w:r>
     </w:p>
     <w:tbl>
@@ -16300,6 +16920,49 @@
     </w:p>
     <w:p>
       <w:pPr>
+        <w:jc w:val="center"/>
+      </w:pPr>
+      <w:r>
+        <w:drawing>
+          <wp:inline distT="0" distB="0" distL="0" distR="0">
+            <wp:extent cx="5852160" cy="6519672"/>
+            <wp:effectExtent l="0" t="0" r="0" b="0"/>
+            <wp:docPr id="111" name="Configuração de Legendas"/>
+            <wp:cNvGraphicFramePr>
+              <a:graphicFrameLocks xmlns:a="http://schemas.openxmlformats.org/drawingml/2006/main" noChangeAspect="1"/>
+            </wp:cNvGraphicFramePr>
+            <a:graphic xmlns:a="http://schemas.openxmlformats.org/drawingml/2006/main">
+              <a:graphicData uri="http://schemas.openxmlformats.org/drawingml/2006/picture">
+                <pic:pic xmlns:pic="http://schemas.openxmlformats.org/drawingml/2006/picture">
+                  <pic:nvPicPr>
+                    <pic:cNvPr id="111" name="Configuração de Legendas"/>
+                    <pic:cNvPicPr/>
+                  </pic:nvPicPr>
+                  <pic:blipFill>
+                    <a:blip r:embed="rId31"/>
+                    <a:stretch>
+                      <a:fillRect/>
+                    </a:stretch>
+                  </pic:blipFill>
+                  <pic:spPr>
+                    <a:xfrm>
+                      <a:off x="0" y="0"/>
+                      <a:ext cx="5852160" cy="6519672"/>
+                    </a:xfrm>
+                    <a:prstGeom prst="rect">
+                      <a:avLst/>
+                    </a:prstGeom>
+                  </pic:spPr>
+                </pic:pic>
+              </a:graphicData>
+            </a:graphic>
+          </wp:inline>
+        </w:drawing>
+      </w:r>
+    </w:p>
+    <w:p>
+      <w:pPr>
+        <w:jc w:val="center"/>
         <w:rPr>
           <w:i/>
           <w:iCs/>
@@ -16314,7 +16977,26 @@
           <w:sz w:val="18"/>
           <w:szCs w:val="18"/>
         </w:rPr>
-        <w:t xml:space="preserve">Sem protótipo de tela para esta funcionalidade. Campos da funcionalidade:</w:t>
+        <w:t xml:space="preserve">Configuração de Legendas</w:t>
+      </w:r>
+    </w:p>
+    <w:p>
+      <w:pPr>
+        <w:rPr>
+          <w:i/>
+          <w:iCs/>
+          <w:sz w:val="18"/>
+          <w:szCs w:val="18"/>
+        </w:rPr>
+      </w:pPr>
+      <w:r>
+        <w:rPr>
+          <w:i/>
+          <w:iCs/>
+          <w:sz w:val="18"/>
+          <w:szCs w:val="18"/>
+        </w:rPr>
+        <w:t xml:space="preserve">Campos da funcionalidade:</w:t>
       </w:r>
     </w:p>
     <w:tbl>
@@ -18280,6 +18962,49 @@
     </w:p>
     <w:p>
       <w:pPr>
+        <w:jc w:val="center"/>
+      </w:pPr>
+      <w:r>
+        <w:drawing>
+          <wp:inline distT="0" distB="0" distL="0" distR="0">
+            <wp:extent cx="5852160" cy="5029200"/>
+            <wp:effectExtent l="0" t="0" r="0" b="0"/>
+            <wp:docPr id="112" name="Janela Simulação de aplicação de legendas"/>
+            <wp:cNvGraphicFramePr>
+              <a:graphicFrameLocks xmlns:a="http://schemas.openxmlformats.org/drawingml/2006/main" noChangeAspect="1"/>
+            </wp:cNvGraphicFramePr>
+            <a:graphic xmlns:a="http://schemas.openxmlformats.org/drawingml/2006/main">
+              <a:graphicData uri="http://schemas.openxmlformats.org/drawingml/2006/picture">
+                <pic:pic xmlns:pic="http://schemas.openxmlformats.org/drawingml/2006/picture">
+                  <pic:nvPicPr>
+                    <pic:cNvPr id="112" name="Janela Simulação de aplicação de legendas"/>
+                    <pic:cNvPicPr/>
+                  </pic:nvPicPr>
+                  <pic:blipFill>
+                    <a:blip r:embed="rId32"/>
+                    <a:stretch>
+                      <a:fillRect/>
+                    </a:stretch>
+                  </pic:blipFill>
+                  <pic:spPr>
+                    <a:xfrm>
+                      <a:off x="0" y="0"/>
+                      <a:ext cx="5852160" cy="5029200"/>
+                    </a:xfrm>
+                    <a:prstGeom prst="rect">
+                      <a:avLst/>
+                    </a:prstGeom>
+                  </pic:spPr>
+                </pic:pic>
+              </a:graphicData>
+            </a:graphic>
+          </wp:inline>
+        </w:drawing>
+      </w:r>
+    </w:p>
+    <w:p>
+      <w:pPr>
+        <w:jc w:val="center"/>
         <w:rPr>
           <w:i/>
           <w:iCs/>
@@ -18294,7 +19019,26 @@
           <w:sz w:val="18"/>
           <w:szCs w:val="18"/>
         </w:rPr>
-        <w:t xml:space="preserve">Sem protótipo de tela para esta funcionalidade. Campos da funcionalidade:</w:t>
+        <w:t xml:space="preserve">Janela Simulação de aplicação de legendas</w:t>
+      </w:r>
+    </w:p>
+    <w:p>
+      <w:pPr>
+        <w:rPr>
+          <w:i/>
+          <w:iCs/>
+          <w:sz w:val="18"/>
+          <w:szCs w:val="18"/>
+        </w:rPr>
+      </w:pPr>
+      <w:r>
+        <w:rPr>
+          <w:i/>
+          <w:iCs/>
+          <w:sz w:val="18"/>
+          <w:szCs w:val="18"/>
+        </w:rPr>
+        <w:t xml:space="preserve">Campos da funcionalidade:</w:t>
       </w:r>
     </w:p>
     <w:tbl>
@@ -20442,6 +21186,49 @@
     </w:p>
     <w:p>
       <w:pPr>
+        <w:jc w:val="center"/>
+      </w:pPr>
+      <w:r>
+        <w:drawing>
+          <wp:inline distT="0" distB="0" distL="0" distR="0">
+            <wp:extent cx="5852160" cy="4114800"/>
+            <wp:effectExtent l="0" t="0" r="0" b="0"/>
+            <wp:docPr id="113" name="Janela Salvar como preset"/>
+            <wp:cNvGraphicFramePr>
+              <a:graphicFrameLocks xmlns:a="http://schemas.openxmlformats.org/drawingml/2006/main" noChangeAspect="1"/>
+            </wp:cNvGraphicFramePr>
+            <a:graphic xmlns:a="http://schemas.openxmlformats.org/drawingml/2006/main">
+              <a:graphicData uri="http://schemas.openxmlformats.org/drawingml/2006/picture">
+                <pic:pic xmlns:pic="http://schemas.openxmlformats.org/drawingml/2006/picture">
+                  <pic:nvPicPr>
+                    <pic:cNvPr id="113" name="Janela Salvar como preset"/>
+                    <pic:cNvPicPr/>
+                  </pic:nvPicPr>
+                  <pic:blipFill>
+                    <a:blip r:embed="rId33"/>
+                    <a:stretch>
+                      <a:fillRect/>
+                    </a:stretch>
+                  </pic:blipFill>
+                  <pic:spPr>
+                    <a:xfrm>
+                      <a:off x="0" y="0"/>
+                      <a:ext cx="5852160" cy="4114800"/>
+                    </a:xfrm>
+                    <a:prstGeom prst="rect">
+                      <a:avLst/>
+                    </a:prstGeom>
+                  </pic:spPr>
+                </pic:pic>
+              </a:graphicData>
+            </a:graphic>
+          </wp:inline>
+        </w:drawing>
+      </w:r>
+    </w:p>
+    <w:p>
+      <w:pPr>
+        <w:jc w:val="center"/>
         <w:rPr>
           <w:i/>
           <w:iCs/>
@@ -20456,7 +21243,26 @@
           <w:sz w:val="18"/>
           <w:szCs w:val="18"/>
         </w:rPr>
-        <w:t xml:space="preserve">Sem protótipo de tela para esta funcionalidade. Campos da funcionalidade:</w:t>
+        <w:t xml:space="preserve">Janela Salvar como preset</w:t>
+      </w:r>
+    </w:p>
+    <w:p>
+      <w:pPr>
+        <w:rPr>
+          <w:i/>
+          <w:iCs/>
+          <w:sz w:val="18"/>
+          <w:szCs w:val="18"/>
+        </w:rPr>
+      </w:pPr>
+      <w:r>
+        <w:rPr>
+          <w:i/>
+          <w:iCs/>
+          <w:sz w:val="18"/>
+          <w:szCs w:val="18"/>
+        </w:rPr>
+        <w:t xml:space="preserve">Campos da funcionalidade:</w:t>
       </w:r>
     </w:p>
     <w:tbl>
@@ -23225,6 +24031,49 @@
     </w:p>
     <w:p>
       <w:pPr>
+        <w:jc w:val="center"/>
+      </w:pPr>
+      <w:r>
+        <w:drawing>
+          <wp:inline distT="0" distB="0" distL="0" distR="0">
+            <wp:extent cx="5852160" cy="6519672"/>
+            <wp:effectExtent l="0" t="0" r="0" b="0"/>
+            <wp:docPr id="114" name="Configuração de Legendas"/>
+            <wp:cNvGraphicFramePr>
+              <a:graphicFrameLocks xmlns:a="http://schemas.openxmlformats.org/drawingml/2006/main" noChangeAspect="1"/>
+            </wp:cNvGraphicFramePr>
+            <a:graphic xmlns:a="http://schemas.openxmlformats.org/drawingml/2006/main">
+              <a:graphicData uri="http://schemas.openxmlformats.org/drawingml/2006/picture">
+                <pic:pic xmlns:pic="http://schemas.openxmlformats.org/drawingml/2006/picture">
+                  <pic:nvPicPr>
+                    <pic:cNvPr id="114" name="Configuração de Legendas"/>
+                    <pic:cNvPicPr/>
+                  </pic:nvPicPr>
+                  <pic:blipFill>
+                    <a:blip r:embed="rId34"/>
+                    <a:stretch>
+                      <a:fillRect/>
+                    </a:stretch>
+                  </pic:blipFill>
+                  <pic:spPr>
+                    <a:xfrm>
+                      <a:off x="0" y="0"/>
+                      <a:ext cx="5852160" cy="6519672"/>
+                    </a:xfrm>
+                    <a:prstGeom prst="rect">
+                      <a:avLst/>
+                    </a:prstGeom>
+                  </pic:spPr>
+                </pic:pic>
+              </a:graphicData>
+            </a:graphic>
+          </wp:inline>
+        </w:drawing>
+      </w:r>
+    </w:p>
+    <w:p>
+      <w:pPr>
+        <w:jc w:val="center"/>
         <w:rPr>
           <w:i/>
           <w:iCs/>
@@ -23239,7 +24088,88 @@
           <w:sz w:val="18"/>
           <w:szCs w:val="18"/>
         </w:rPr>
-        <w:t xml:space="preserve">Sem protótipo de tela para esta funcionalidade. Campos da funcionalidade:</w:t>
+        <w:t xml:space="preserve">Configuração de Legendas</w:t>
+      </w:r>
+    </w:p>
+    <w:p>
+      <w:pPr>
+        <w:jc w:val="center"/>
+      </w:pPr>
+      <w:r>
+        <w:drawing>
+          <wp:inline distT="0" distB="0" distL="0" distR="0">
+            <wp:extent cx="5852160" cy="4114800"/>
+            <wp:effectExtent l="0" t="0" r="0" b="0"/>
+            <wp:docPr id="115" name="Confirmação Executar aplicação de legendas"/>
+            <wp:cNvGraphicFramePr>
+              <a:graphicFrameLocks xmlns:a="http://schemas.openxmlformats.org/drawingml/2006/main" noChangeAspect="1"/>
+            </wp:cNvGraphicFramePr>
+            <a:graphic xmlns:a="http://schemas.openxmlformats.org/drawingml/2006/main">
+              <a:graphicData uri="http://schemas.openxmlformats.org/drawingml/2006/picture">
+                <pic:pic xmlns:pic="http://schemas.openxmlformats.org/drawingml/2006/picture">
+                  <pic:nvPicPr>
+                    <pic:cNvPr id="115" name="Confirmação Executar aplicação de legendas"/>
+                    <pic:cNvPicPr/>
+                  </pic:nvPicPr>
+                  <pic:blipFill>
+                    <a:blip r:embed="rId35"/>
+                    <a:stretch>
+                      <a:fillRect/>
+                    </a:stretch>
+                  </pic:blipFill>
+                  <pic:spPr>
+                    <a:xfrm>
+                      <a:off x="0" y="0"/>
+                      <a:ext cx="5852160" cy="4114800"/>
+                    </a:xfrm>
+                    <a:prstGeom prst="rect">
+                      <a:avLst/>
+                    </a:prstGeom>
+                  </pic:spPr>
+                </pic:pic>
+              </a:graphicData>
+            </a:graphic>
+          </wp:inline>
+        </w:drawing>
+      </w:r>
+    </w:p>
+    <w:p>
+      <w:pPr>
+        <w:jc w:val="center"/>
+        <w:rPr>
+          <w:i/>
+          <w:iCs/>
+          <w:sz w:val="18"/>
+          <w:szCs w:val="18"/>
+        </w:rPr>
+      </w:pPr>
+      <w:r>
+        <w:rPr>
+          <w:i/>
+          <w:iCs/>
+          <w:sz w:val="18"/>
+          <w:szCs w:val="18"/>
+        </w:rPr>
+        <w:t xml:space="preserve">Confirmação Executar aplicação de legendas</w:t>
+      </w:r>
+    </w:p>
+    <w:p>
+      <w:pPr>
+        <w:rPr>
+          <w:i/>
+          <w:iCs/>
+          <w:sz w:val="18"/>
+          <w:szCs w:val="18"/>
+        </w:rPr>
+      </w:pPr>
+      <w:r>
+        <w:rPr>
+          <w:i/>
+          <w:iCs/>
+          <w:sz w:val="18"/>
+          <w:szCs w:val="18"/>
+        </w:rPr>
+        <w:t xml:space="preserve">Campos da funcionalidade:</w:t>
       </w:r>
     </w:p>
     <w:tbl>
@@ -25378,6 +26308,49 @@
     </w:p>
     <w:p>
       <w:pPr>
+        <w:jc w:val="center"/>
+      </w:pPr>
+      <w:r>
+        <w:drawing>
+          <wp:inline distT="0" distB="0" distL="0" distR="0">
+            <wp:extent cx="5852160" cy="4572000"/>
+            <wp:effectExtent l="0" t="0" r="0" b="0"/>
+            <wp:docPr id="116" name="Janela Adicionar bloco — Criar novo bloco"/>
+            <wp:cNvGraphicFramePr>
+              <a:graphicFrameLocks xmlns:a="http://schemas.openxmlformats.org/drawingml/2006/main" noChangeAspect="1"/>
+            </wp:cNvGraphicFramePr>
+            <a:graphic xmlns:a="http://schemas.openxmlformats.org/drawingml/2006/main">
+              <a:graphicData uri="http://schemas.openxmlformats.org/drawingml/2006/picture">
+                <pic:pic xmlns:pic="http://schemas.openxmlformats.org/drawingml/2006/picture">
+                  <pic:nvPicPr>
+                    <pic:cNvPr id="116" name="Janela Adicionar bloco — Criar novo bloco"/>
+                    <pic:cNvPicPr/>
+                  </pic:nvPicPr>
+                  <pic:blipFill>
+                    <a:blip r:embed="rId36"/>
+                    <a:stretch>
+                      <a:fillRect/>
+                    </a:stretch>
+                  </pic:blipFill>
+                  <pic:spPr>
+                    <a:xfrm>
+                      <a:off x="0" y="0"/>
+                      <a:ext cx="5852160" cy="4572000"/>
+                    </a:xfrm>
+                    <a:prstGeom prst="rect">
+                      <a:avLst/>
+                    </a:prstGeom>
+                  </pic:spPr>
+                </pic:pic>
+              </a:graphicData>
+            </a:graphic>
+          </wp:inline>
+        </w:drawing>
+      </w:r>
+    </w:p>
+    <w:p>
+      <w:pPr>
+        <w:jc w:val="center"/>
         <w:rPr>
           <w:i/>
           <w:iCs/>
@@ -25392,7 +26365,88 @@
           <w:sz w:val="18"/>
           <w:szCs w:val="18"/>
         </w:rPr>
-        <w:t xml:space="preserve">Sem protótipo de tela para esta funcionalidade. Campos da funcionalidade:</w:t>
+        <w:t xml:space="preserve">Janela Adicionar bloco — Criar novo bloco</w:t>
+      </w:r>
+    </w:p>
+    <w:p>
+      <w:pPr>
+        <w:jc w:val="center"/>
+      </w:pPr>
+      <w:r>
+        <w:drawing>
+          <wp:inline distT="0" distB="0" distL="0" distR="0">
+            <wp:extent cx="5852160" cy="4114800"/>
+            <wp:effectExtent l="0" t="0" r="0" b="0"/>
+            <wp:docPr id="117" name="Janela do bloco — Novo bloco"/>
+            <wp:cNvGraphicFramePr>
+              <a:graphicFrameLocks xmlns:a="http://schemas.openxmlformats.org/drawingml/2006/main" noChangeAspect="1"/>
+            </wp:cNvGraphicFramePr>
+            <a:graphic xmlns:a="http://schemas.openxmlformats.org/drawingml/2006/main">
+              <a:graphicData uri="http://schemas.openxmlformats.org/drawingml/2006/picture">
+                <pic:pic xmlns:pic="http://schemas.openxmlformats.org/drawingml/2006/picture">
+                  <pic:nvPicPr>
+                    <pic:cNvPr id="117" name="Janela do bloco — Novo bloco"/>
+                    <pic:cNvPicPr/>
+                  </pic:nvPicPr>
+                  <pic:blipFill>
+                    <a:blip r:embed="rId37"/>
+                    <a:stretch>
+                      <a:fillRect/>
+                    </a:stretch>
+                  </pic:blipFill>
+                  <pic:spPr>
+                    <a:xfrm>
+                      <a:off x="0" y="0"/>
+                      <a:ext cx="5852160" cy="4114800"/>
+                    </a:xfrm>
+                    <a:prstGeom prst="rect">
+                      <a:avLst/>
+                    </a:prstGeom>
+                  </pic:spPr>
+                </pic:pic>
+              </a:graphicData>
+            </a:graphic>
+          </wp:inline>
+        </w:drawing>
+      </w:r>
+    </w:p>
+    <w:p>
+      <w:pPr>
+        <w:jc w:val="center"/>
+        <w:rPr>
+          <w:i/>
+          <w:iCs/>
+          <w:sz w:val="18"/>
+          <w:szCs w:val="18"/>
+        </w:rPr>
+      </w:pPr>
+      <w:r>
+        <w:rPr>
+          <w:i/>
+          <w:iCs/>
+          <w:sz w:val="18"/>
+          <w:szCs w:val="18"/>
+        </w:rPr>
+        <w:t xml:space="preserve">Janela do bloco — Novo bloco</w:t>
+      </w:r>
+    </w:p>
+    <w:p>
+      <w:pPr>
+        <w:rPr>
+          <w:i/>
+          <w:iCs/>
+          <w:sz w:val="18"/>
+          <w:szCs w:val="18"/>
+        </w:rPr>
+      </w:pPr>
+      <w:r>
+        <w:rPr>
+          <w:i/>
+          <w:iCs/>
+          <w:sz w:val="18"/>
+          <w:szCs w:val="18"/>
+        </w:rPr>
+        <w:t xml:space="preserve">Campos da funcionalidade:</w:t>
       </w:r>
     </w:p>
     <w:tbl>
@@ -27395,6 +28449,49 @@
     </w:p>
     <w:p>
       <w:pPr>
+        <w:jc w:val="center"/>
+      </w:pPr>
+      <w:r>
+        <w:drawing>
+          <wp:inline distT="0" distB="0" distL="0" distR="0">
+            <wp:extent cx="5852160" cy="5541264"/>
+            <wp:effectExtent l="0" t="0" r="0" b="0"/>
+            <wp:docPr id="118" name="Catálogo de blocos"/>
+            <wp:cNvGraphicFramePr>
+              <a:graphicFrameLocks xmlns:a="http://schemas.openxmlformats.org/drawingml/2006/main" noChangeAspect="1"/>
+            </wp:cNvGraphicFramePr>
+            <a:graphic xmlns:a="http://schemas.openxmlformats.org/drawingml/2006/main">
+              <a:graphicData uri="http://schemas.openxmlformats.org/drawingml/2006/picture">
+                <pic:pic xmlns:pic="http://schemas.openxmlformats.org/drawingml/2006/picture">
+                  <pic:nvPicPr>
+                    <pic:cNvPr id="118" name="Catálogo de blocos"/>
+                    <pic:cNvPicPr/>
+                  </pic:nvPicPr>
+                  <pic:blipFill>
+                    <a:blip r:embed="rId38"/>
+                    <a:stretch>
+                      <a:fillRect/>
+                    </a:stretch>
+                  </pic:blipFill>
+                  <pic:spPr>
+                    <a:xfrm>
+                      <a:off x="0" y="0"/>
+                      <a:ext cx="5852160" cy="5541264"/>
+                    </a:xfrm>
+                    <a:prstGeom prst="rect">
+                      <a:avLst/>
+                    </a:prstGeom>
+                  </pic:spPr>
+                </pic:pic>
+              </a:graphicData>
+            </a:graphic>
+          </wp:inline>
+        </w:drawing>
+      </w:r>
+    </w:p>
+    <w:p>
+      <w:pPr>
+        <w:jc w:val="center"/>
         <w:rPr>
           <w:i/>
           <w:iCs/>
@@ -27409,7 +28506,88 @@
           <w:sz w:val="18"/>
           <w:szCs w:val="18"/>
         </w:rPr>
-        <w:t xml:space="preserve">Sem protótipo de tela para esta funcionalidade. Campos da funcionalidade:</w:t>
+        <w:t xml:space="preserve">Catálogo de blocos</w:t>
+      </w:r>
+    </w:p>
+    <w:p>
+      <w:pPr>
+        <w:jc w:val="center"/>
+      </w:pPr>
+      <w:r>
+        <w:drawing>
+          <wp:inline distT="0" distB="0" distL="0" distR="0">
+            <wp:extent cx="5852160" cy="4114800"/>
+            <wp:effectExtent l="0" t="0" r="0" b="0"/>
+            <wp:docPr id="119" name="Janela do bloco — Editar bloco"/>
+            <wp:cNvGraphicFramePr>
+              <a:graphicFrameLocks xmlns:a="http://schemas.openxmlformats.org/drawingml/2006/main" noChangeAspect="1"/>
+            </wp:cNvGraphicFramePr>
+            <a:graphic xmlns:a="http://schemas.openxmlformats.org/drawingml/2006/main">
+              <a:graphicData uri="http://schemas.openxmlformats.org/drawingml/2006/picture">
+                <pic:pic xmlns:pic="http://schemas.openxmlformats.org/drawingml/2006/picture">
+                  <pic:nvPicPr>
+                    <pic:cNvPr id="119" name="Janela do bloco — Editar bloco"/>
+                    <pic:cNvPicPr/>
+                  </pic:nvPicPr>
+                  <pic:blipFill>
+                    <a:blip r:embed="rId39"/>
+                    <a:stretch>
+                      <a:fillRect/>
+                    </a:stretch>
+                  </pic:blipFill>
+                  <pic:spPr>
+                    <a:xfrm>
+                      <a:off x="0" y="0"/>
+                      <a:ext cx="5852160" cy="4114800"/>
+                    </a:xfrm>
+                    <a:prstGeom prst="rect">
+                      <a:avLst/>
+                    </a:prstGeom>
+                  </pic:spPr>
+                </pic:pic>
+              </a:graphicData>
+            </a:graphic>
+          </wp:inline>
+        </w:drawing>
+      </w:r>
+    </w:p>
+    <w:p>
+      <w:pPr>
+        <w:jc w:val="center"/>
+        <w:rPr>
+          <w:i/>
+          <w:iCs/>
+          <w:sz w:val="18"/>
+          <w:szCs w:val="18"/>
+        </w:rPr>
+      </w:pPr>
+      <w:r>
+        <w:rPr>
+          <w:i/>
+          <w:iCs/>
+          <w:sz w:val="18"/>
+          <w:szCs w:val="18"/>
+        </w:rPr>
+        <w:t xml:space="preserve">Janela do bloco — Editar bloco</w:t>
+      </w:r>
+    </w:p>
+    <w:p>
+      <w:pPr>
+        <w:rPr>
+          <w:i/>
+          <w:iCs/>
+          <w:sz w:val="18"/>
+          <w:szCs w:val="18"/>
+        </w:rPr>
+      </w:pPr>
+      <w:r>
+        <w:rPr>
+          <w:i/>
+          <w:iCs/>
+          <w:sz w:val="18"/>
+          <w:szCs w:val="18"/>
+        </w:rPr>
+        <w:t xml:space="preserve">Campos da funcionalidade:</w:t>
       </w:r>
     </w:p>
     <w:tbl>
@@ -29730,6 +30908,49 @@
     </w:p>
     <w:p>
       <w:pPr>
+        <w:jc w:val="center"/>
+      </w:pPr>
+      <w:r>
+        <w:drawing>
+          <wp:inline distT="0" distB="0" distL="0" distR="0">
+            <wp:extent cx="5852160" cy="5541264"/>
+            <wp:effectExtent l="0" t="0" r="0" b="0"/>
+            <wp:docPr id="120" name="Catálogo de blocos"/>
+            <wp:cNvGraphicFramePr>
+              <a:graphicFrameLocks xmlns:a="http://schemas.openxmlformats.org/drawingml/2006/main" noChangeAspect="1"/>
+            </wp:cNvGraphicFramePr>
+            <a:graphic xmlns:a="http://schemas.openxmlformats.org/drawingml/2006/main">
+              <a:graphicData uri="http://schemas.openxmlformats.org/drawingml/2006/picture">
+                <pic:pic xmlns:pic="http://schemas.openxmlformats.org/drawingml/2006/picture">
+                  <pic:nvPicPr>
+                    <pic:cNvPr id="120" name="Catálogo de blocos"/>
+                    <pic:cNvPicPr/>
+                  </pic:nvPicPr>
+                  <pic:blipFill>
+                    <a:blip r:embed="rId40"/>
+                    <a:stretch>
+                      <a:fillRect/>
+                    </a:stretch>
+                  </pic:blipFill>
+                  <pic:spPr>
+                    <a:xfrm>
+                      <a:off x="0" y="0"/>
+                      <a:ext cx="5852160" cy="5541264"/>
+                    </a:xfrm>
+                    <a:prstGeom prst="rect">
+                      <a:avLst/>
+                    </a:prstGeom>
+                  </pic:spPr>
+                </pic:pic>
+              </a:graphicData>
+            </a:graphic>
+          </wp:inline>
+        </w:drawing>
+      </w:r>
+    </w:p>
+    <w:p>
+      <w:pPr>
+        <w:jc w:val="center"/>
         <w:rPr>
           <w:i/>
           <w:iCs/>
@@ -29744,7 +30965,88 @@
           <w:sz w:val="18"/>
           <w:szCs w:val="18"/>
         </w:rPr>
-        <w:t xml:space="preserve">Sem protótipo de tela para esta funcionalidade. Campos da funcionalidade:</w:t>
+        <w:t xml:space="preserve">Catálogo de blocos</w:t>
+      </w:r>
+    </w:p>
+    <w:p>
+      <w:pPr>
+        <w:jc w:val="center"/>
+      </w:pPr>
+      <w:r>
+        <w:drawing>
+          <wp:inline distT="0" distB="0" distL="0" distR="0">
+            <wp:extent cx="5852160" cy="4114800"/>
+            <wp:effectExtent l="0" t="0" r="0" b="0"/>
+            <wp:docPr id="121" name="Catálogo — confirmação da exclusão do bloco"/>
+            <wp:cNvGraphicFramePr>
+              <a:graphicFrameLocks xmlns:a="http://schemas.openxmlformats.org/drawingml/2006/main" noChangeAspect="1"/>
+            </wp:cNvGraphicFramePr>
+            <a:graphic xmlns:a="http://schemas.openxmlformats.org/drawingml/2006/main">
+              <a:graphicData uri="http://schemas.openxmlformats.org/drawingml/2006/picture">
+                <pic:pic xmlns:pic="http://schemas.openxmlformats.org/drawingml/2006/picture">
+                  <pic:nvPicPr>
+                    <pic:cNvPr id="121" name="Catálogo — confirmação da exclusão do bloco"/>
+                    <pic:cNvPicPr/>
+                  </pic:nvPicPr>
+                  <pic:blipFill>
+                    <a:blip r:embed="rId41"/>
+                    <a:stretch>
+                      <a:fillRect/>
+                    </a:stretch>
+                  </pic:blipFill>
+                  <pic:spPr>
+                    <a:xfrm>
+                      <a:off x="0" y="0"/>
+                      <a:ext cx="5852160" cy="4114800"/>
+                    </a:xfrm>
+                    <a:prstGeom prst="rect">
+                      <a:avLst/>
+                    </a:prstGeom>
+                  </pic:spPr>
+                </pic:pic>
+              </a:graphicData>
+            </a:graphic>
+          </wp:inline>
+        </w:drawing>
+      </w:r>
+    </w:p>
+    <w:p>
+      <w:pPr>
+        <w:jc w:val="center"/>
+        <w:rPr>
+          <w:i/>
+          <w:iCs/>
+          <w:sz w:val="18"/>
+          <w:szCs w:val="18"/>
+        </w:rPr>
+      </w:pPr>
+      <w:r>
+        <w:rPr>
+          <w:i/>
+          <w:iCs/>
+          <w:sz w:val="18"/>
+          <w:szCs w:val="18"/>
+        </w:rPr>
+        <w:t xml:space="preserve">Catálogo — confirmação da exclusão do bloco</w:t>
+      </w:r>
+    </w:p>
+    <w:p>
+      <w:pPr>
+        <w:rPr>
+          <w:i/>
+          <w:iCs/>
+          <w:sz w:val="18"/>
+          <w:szCs w:val="18"/>
+        </w:rPr>
+      </w:pPr>
+      <w:r>
+        <w:rPr>
+          <w:i/>
+          <w:iCs/>
+          <w:sz w:val="18"/>
+          <w:szCs w:val="18"/>
+        </w:rPr>
+        <w:t xml:space="preserve">Campos da funcionalidade:</w:t>
       </w:r>
     </w:p>
     <w:tbl>
